--- a/weekly_reports/W05_项目计划.docx
+++ b/weekly_reports/W05_项目计划.docx
@@ -864,6 +864,23 @@
           <w:u w:val="none"/>
         </w:rPr>
         <w:t>Submitted by: [TBD]  Date: 2026-11-15  Version: v1.0</w:t>
+      </w:r>
+    </w:p>
+    <w:p>
+      <w:pPr>
+        <w:spacing w:after="120"/>
+        <w:rPr>
+          <w:rFonts w:ascii="Times New Roman" w:eastAsia="华文楷体" w:hAnsi="Times New Roman" w:cs="Times New Roman"/>
+          <w:i/>
+          <w:lang w:eastAsia="zh-CN"/>
+        </w:rPr>
+      </w:pPr>
+      <w:r>
+        <w:rPr>
+          <w:rFonts w:ascii="Times New Roman" w:hAnsi="Times New Roman"/>
+          <w:u w:val="none"/>
+        </w:rPr>
+        <w:t xml:space="preserve">候选技术路线（待评估，未定稿）：团队正评估以 YOLO（摄像头视觉车辆占用检测）与 STM32（主控）作为候选方案，YOLO 可独立检测车位占用或与地磁/超声波互补，STM32 可替代或配合 ESP32 承担采集与控制；是否采纳及最终架构待评审后确定，本报告其余内容暂以“地磁＋超声波＋ESP32＋MQTT”为基线。</w:t>
       </w:r>
     </w:p>
     <w:p>

--- a/weekly_reports/W05_项目计划.docx
+++ b/weekly_reports/W05_项目计划.docx
@@ -880,7 +880,7 @@
           <w:rFonts w:ascii="Times New Roman" w:hAnsi="Times New Roman"/>
           <w:u w:val="none"/>
         </w:rPr>
-        <w:t xml:space="preserve">候选技术路线（待评估，未定稿）：团队正评估以 YOLO（摄像头视觉车辆占用检测）与 STM32（主控）作为候选方案，YOLO 可独立检测车位占用或与地磁/超声波互补，STM32 可替代或配合 ESP32 承担采集与控制；是否采纳及最终架构待评审后确定，本报告其余内容暂以“地磁＋超声波＋ESP32＋MQTT”为基线。</w:t>
+        <w:t xml:space="preserve">技术路线（已确定）：团队确定以 YOLO（摄像头视觉车辆占用检测，配置为不识别车辆身份）作为车位占用检测主路线，STM32 作为主控（外接 Wi-Fi 模块接入 MQTT），地磁＋超声波双传感器作为低成本互补校验；数据经 MQTT → SQLite → Web Dashboard 发布。</w:t>
       </w:r>
     </w:p>
     <w:p>
@@ -1196,9 +1196,9 @@
               <w:rPr>
                 <w:u w:val="none"/>
               </w:rPr>
-              <w:t>T01 传感采集与融合</w:t>
+              <w:t>T01 检测与采集</w:t>
               <w:br/>
-              <w:t>（传感代码+接线图）</w:t>
+              <w:t>（YOLO视觉＋传感校验代码+接线图）</w:t>
             </w:r>
           </w:p>
         </w:tc>
@@ -1231,7 +1231,7 @@
               <w:rPr>
                 <w:u w:val="none"/>
               </w:rPr>
-              <w:t>R: B / A: B</w:t>
+              <w:t>R: B,C / A: B</w:t>
             </w:r>
           </w:p>
         </w:tc>
@@ -1297,7 +1297,7 @@
               <w:rPr>
                 <w:u w:val="none"/>
               </w:rPr>
-              <w:t>地磁＋超声波采集程序、3类单元测试记录UT01通过</w:t>
+              <w:t>YOLO占用检测＋传感校验程序、3类单元测试记录UT01通过</w:t>
             </w:r>
           </w:p>
         </w:tc>
@@ -2042,7 +2042,7 @@
               <w:rPr>
                 <w:u w:val="none"/>
               </w:rPr>
-              <w:t>传感器不可按时借到</w:t>
+              <w:t>摄像头/STM32/传感器不可按时借到</w:t>
             </w:r>
           </w:p>
         </w:tc>
@@ -2180,7 +2180,7 @@
               <w:rPr>
                 <w:u w:val="none"/>
               </w:rPr>
-              <w:t>户外/半户外环境干扰（地磁漂移、超声波遮挡）</w:t>
+              <w:t>户外环境干扰（摄像头光照/遮挡、地磁漂移）</w:t>
             </w:r>
           </w:p>
         </w:tc>
@@ -2583,7 +2583,7 @@
           <w:rFonts w:ascii="Times New Roman" w:hAnsi="Times New Roman"/>
           <w:u w:val="none"/>
         </w:rPr>
-        <w:t>W06：完成传感采集与融合单元（T01）、MQTT发布链路（T02）、单元测试与Issue记录。</w:t>
+        <w:t>W06：完成检测与采集单元（T01）、MQTT发布链路（T02）、单元测试与Issue记录。</w:t>
         <w:br/>
       </w:r>
       <w:r>
@@ -2599,7 +2599,7 @@
           <w:rFonts w:ascii="Times New Roman" w:hAnsi="Times New Roman"/>
           <w:u w:val="none"/>
         </w:rPr>
-        <w:t>分工：B负责T01，C负责T02/T03，D负责测试记录与文档，A协调进度与资源。</w:t>
+        <w:t>分工：B负责硬件与采集，C负责YOLO与通信，D负责测试记录与文档，A协调进度与资源。</w:t>
       </w:r>
     </w:p>
     <w:p>
